--- a/sablony/detailni_kniha_en.docx
+++ b/sablony/detailni_kniha_en.docx
@@ -822,11 +822,7 @@
       </w:r>
       <w:r>
         <w:rPr>
-          <w:rFonts w:ascii="Arial Unicode MS" w:cs="Arial Unicode MS" w:hAnsi="Arial Unicode MS" w:eastAsia="Arial Unicode MS" w:hint="default"/>
-          <w:b w:val="0"/>
-          <w:bCs w:val="0"/>
-          <w:i w:val="0"/>
-          <w:iCs w:val="0"/>
+          <w:rFonts w:ascii="Arial Unicode MS" w:hAnsi="Arial Unicode MS" w:hint="default"/>
           <w:rtl w:val="0"/>
           <w:lang w:val="en-US"/>
         </w:rPr>
@@ -1364,6 +1360,223 @@
         </w:rPr>
         <w:t>}</w:t>
       </w:r>
+    </w:p>
+    <w:p>
+      <w:pPr>
+        <w:pStyle w:val="Výchozí"/>
+        <w:suppressAutoHyphens w:val="1"/>
+        <w:spacing w:before="0" w:after="320" w:line="240" w:lineRule="auto"/>
+      </w:pPr>
+    </w:p>
+    <w:p>
+      <w:pPr>
+        <w:pStyle w:val="Výchozí"/>
+        <w:suppressAutoHyphens w:val="1"/>
+        <w:spacing w:before="0" w:after="320" w:line="240" w:lineRule="auto"/>
+      </w:pPr>
+      <w:r>
+        <w:rPr>
+          <w:rtl w:val="0"/>
+          <w:lang w:val="en-US"/>
+        </w:rPr>
+        <w:t>/* ---------- AUTO HIDE OBRAZKY ---------- */</w:t>
+      </w:r>
+    </w:p>
+    <w:p>
+      <w:pPr>
+        <w:pStyle w:val="Výchozí"/>
+        <w:suppressAutoHyphens w:val="1"/>
+        <w:spacing w:before="0" w:after="320" w:line="240" w:lineRule="auto"/>
+      </w:pPr>
+      <w:r>
+        <w:rPr>
+          <w:rtl w:val="0"/>
+          <w:lang w:val="en-US"/>
+        </w:rPr>
+        <w:t>img[src=""] {</w:t>
+      </w:r>
+    </w:p>
+    <w:p>
+      <w:pPr>
+        <w:pStyle w:val="Výchozí"/>
+        <w:suppressAutoHyphens w:val="1"/>
+        <w:spacing w:before="0" w:after="320" w:line="240" w:lineRule="auto"/>
+      </w:pPr>
+      <w:r>
+        <w:rPr>
+          <w:rtl w:val="0"/>
+          <w:lang w:val="en-US"/>
+        </w:rPr>
+        <w:t xml:space="preserve">  display: none;</w:t>
+      </w:r>
+    </w:p>
+    <w:p>
+      <w:pPr>
+        <w:pStyle w:val="Výchozí"/>
+        <w:suppressAutoHyphens w:val="1"/>
+        <w:spacing w:before="0" w:after="320" w:line="240" w:lineRule="auto"/>
+      </w:pPr>
+      <w:r>
+        <w:rPr>
+          <w:rtl w:val="0"/>
+          <w:lang w:val="en-US"/>
+        </w:rPr>
+        <w:t>}</w:t>
+      </w:r>
+    </w:p>
+    <w:p>
+      <w:pPr>
+        <w:pStyle w:val="Výchozí"/>
+        <w:suppressAutoHyphens w:val="1"/>
+        <w:spacing w:before="0" w:after="320" w:line="240" w:lineRule="auto"/>
+      </w:pPr>
+    </w:p>
+    <w:p>
+      <w:pPr>
+        <w:pStyle w:val="Výchozí"/>
+        <w:suppressAutoHyphens w:val="1"/>
+        <w:spacing w:before="0" w:after="320" w:line="240" w:lineRule="auto"/>
+      </w:pPr>
+      <w:r>
+        <w:rPr>
+          <w:rtl w:val="0"/>
+          <w:lang w:val="en-US"/>
+        </w:rPr>
+        <w:t>.image-grid a:has(img[src=""]) {</w:t>
+      </w:r>
+    </w:p>
+    <w:p>
+      <w:pPr>
+        <w:pStyle w:val="Výchozí"/>
+        <w:suppressAutoHyphens w:val="1"/>
+        <w:spacing w:before="0" w:after="320" w:line="240" w:lineRule="auto"/>
+      </w:pPr>
+      <w:r>
+        <w:rPr>
+          <w:rtl w:val="0"/>
+          <w:lang w:val="en-US"/>
+        </w:rPr>
+        <w:t xml:space="preserve">  display: none;</w:t>
+      </w:r>
+    </w:p>
+    <w:p>
+      <w:pPr>
+        <w:pStyle w:val="Výchozí"/>
+        <w:suppressAutoHyphens w:val="1"/>
+        <w:spacing w:before="0" w:after="320" w:line="240" w:lineRule="auto"/>
+      </w:pPr>
+      <w:r>
+        <w:rPr>
+          <w:rtl w:val="0"/>
+          <w:lang w:val="en-US"/>
+        </w:rPr>
+        <w:t>}</w:t>
+      </w:r>
+    </w:p>
+    <w:p>
+      <w:pPr>
+        <w:pStyle w:val="Výchozí"/>
+        <w:suppressAutoHyphens w:val="1"/>
+        <w:spacing w:before="0" w:after="320" w:line="240" w:lineRule="auto"/>
+      </w:pPr>
+    </w:p>
+    <w:p>
+      <w:pPr>
+        <w:pStyle w:val="Výchozí"/>
+        <w:suppressAutoHyphens w:val="1"/>
+        <w:spacing w:before="0" w:after="320" w:line="240" w:lineRule="auto"/>
+      </w:pPr>
+      <w:r>
+        <w:rPr>
+          <w:rtl w:val="0"/>
+          <w:lang w:val="en-US"/>
+        </w:rPr>
+        <w:t>.lightbox img[src=""] {</w:t>
+      </w:r>
+    </w:p>
+    <w:p>
+      <w:pPr>
+        <w:pStyle w:val="Výchozí"/>
+        <w:suppressAutoHyphens w:val="1"/>
+        <w:spacing w:before="0" w:after="320" w:line="240" w:lineRule="auto"/>
+      </w:pPr>
+      <w:r>
+        <w:rPr>
+          <w:rtl w:val="0"/>
+          <w:lang w:val="en-US"/>
+        </w:rPr>
+        <w:t xml:space="preserve">  display: none;</w:t>
+      </w:r>
+    </w:p>
+    <w:p>
+      <w:pPr>
+        <w:pStyle w:val="Výchozí"/>
+        <w:suppressAutoHyphens w:val="1"/>
+        <w:spacing w:before="0" w:after="320" w:line="240" w:lineRule="auto"/>
+      </w:pPr>
+      <w:r>
+        <w:rPr>
+          <w:rtl w:val="0"/>
+          <w:lang w:val="en-US"/>
+        </w:rPr>
+        <w:t>}</w:t>
+      </w:r>
+    </w:p>
+    <w:p>
+      <w:pPr>
+        <w:pStyle w:val="Výchozí"/>
+        <w:suppressAutoHyphens w:val="1"/>
+        <w:spacing w:before="0" w:after="320" w:line="240" w:lineRule="auto"/>
+      </w:pPr>
+    </w:p>
+    <w:p>
+      <w:pPr>
+        <w:pStyle w:val="Výchozí"/>
+        <w:suppressAutoHyphens w:val="1"/>
+        <w:spacing w:before="0" w:after="320" w:line="240" w:lineRule="auto"/>
+      </w:pPr>
+      <w:r>
+        <w:rPr>
+          <w:rtl w:val="0"/>
+          <w:lang w:val="en-US"/>
+        </w:rPr>
+        <w:t>.lightbox:has(img[src=""]) {</w:t>
+      </w:r>
+    </w:p>
+    <w:p>
+      <w:pPr>
+        <w:pStyle w:val="Výchozí"/>
+        <w:suppressAutoHyphens w:val="1"/>
+        <w:spacing w:before="0" w:after="320" w:line="240" w:lineRule="auto"/>
+      </w:pPr>
+      <w:r>
+        <w:rPr>
+          <w:rtl w:val="0"/>
+          <w:lang w:val="en-US"/>
+        </w:rPr>
+        <w:t xml:space="preserve">  display: none;</w:t>
+      </w:r>
+    </w:p>
+    <w:p>
+      <w:pPr>
+        <w:pStyle w:val="Výchozí"/>
+        <w:suppressAutoHyphens w:val="1"/>
+        <w:spacing w:before="0" w:after="320" w:line="240" w:lineRule="auto"/>
+      </w:pPr>
+      <w:r>
+        <w:rPr>
+          <w:rtl w:val="0"/>
+          <w:lang w:val="en-US"/>
+        </w:rPr>
+        <w:t>}</w:t>
+      </w:r>
+    </w:p>
+    <w:p>
+      <w:pPr>
+        <w:pStyle w:val="Výchozí"/>
+        <w:suppressAutoHyphens w:val="1"/>
+        <w:spacing w:before="0" w:after="320" w:line="240" w:lineRule="auto"/>
+      </w:pPr>
     </w:p>
     <w:p>
       <w:pPr>
